--- a/Практика/ПР4 Спортивный клуб Оспанов, Ташлыков.docx
+++ b/Практика/ПР4 Спортивный клуб Оспанов, Ташлыков.docx
@@ -909,7 +909,46 @@
                 <w:szCs w:val="28"/>
                 <w:lang w:val="ru-RU"/>
               </w:rPr>
-              <w:t>Ташлыков Д.</w:t>
+              <w:t>Ташлыков</w:t>
+            </w:r>
+            <w:r>
+              <w:rPr>
+                <w:rFonts w:ascii="Times New Roman" w:hAnsi="Times New Roman" w:eastAsia="Times New Roman" w:cs="Times New Roman"/>
+                <w:b w:val="0"/>
+                <w:bCs w:val="0"/>
+                <w:i w:val="0"/>
+                <w:iCs w:val="0"/>
+                <w:sz w:val="28"/>
+                <w:szCs w:val="28"/>
+                <w:lang w:val="ru-RU"/>
+              </w:rPr>
+              <w:t xml:space="preserve"> Д.</w:t>
+            </w:r>
+            <w:r>
+              <w:rPr>
+                <w:rFonts w:ascii="Times New Roman" w:hAnsi="Times New Roman" w:eastAsia="Times New Roman" w:cs="Times New Roman"/>
+                <w:b w:val="0"/>
+                <w:bCs w:val="0"/>
+                <w:i w:val="0"/>
+                <w:iCs w:val="0"/>
+                <w:sz w:val="28"/>
+                <w:szCs w:val="28"/>
+                <w:lang w:val="ru-RU"/>
+              </w:rPr>
+              <w:t>Н</w:t>
+            </w:r>
+            <w:r>
+              <w:rPr>
+                <w:rFonts w:ascii="Times New Roman" w:hAnsi="Times New Roman" w:eastAsia="Times New Roman" w:cs="Times New Roman"/>
+                <w:b w:val="0"/>
+                <w:bCs w:val="0"/>
+                <w:i w:val="0"/>
+                <w:iCs w:val="0"/>
+                <w:sz w:val="28"/>
+                <w:szCs w:val="28"/>
+                <w:lang w:val="ru-RU"/>
+              </w:rPr>
+              <w:t>.</w:t>
             </w:r>
           </w:p>
           <w:p>
@@ -1140,11 +1179,23 @@
         <w:t>Тюмень 2025</w:t>
       </w:r>
     </w:p>
-    <w:p xmlns:wp14="http://schemas.microsoft.com/office/word/2010/wordml" wp14:paraId="6EDF1B31" wp14:textId="5231E220">
+    <w:p xmlns:wp14="http://schemas.microsoft.com/office/word/2010/wordml" wp14:paraId="1B636E6A" wp14:textId="15673EE8">
+      <w:pPr>
+        <w:bidi w:val="0"/>
+        <w:spacing w:line="360" w:lineRule="auto"/>
+        <w:ind/>
+      </w:pPr>
+      <w:r>
+        <w:br w:type="page"/>
+      </w:r>
+    </w:p>
+    <w:p xmlns:wp14="http://schemas.microsoft.com/office/word/2010/wordml" wp14:paraId="6EDF1B31" wp14:textId="2D478113">
       <w:pPr>
         <w:pStyle w:val="Normal"/>
-        <w:spacing w:line="360" w:lineRule="auto"/>
-        <w:ind w:firstLine="708"/>
+        <w:bidi w:val="0"/>
+        <w:spacing w:after="0" w:line="240" w:lineRule="auto"/>
+        <w:ind w:left="708" w:hanging="0" w:firstLine="0"/>
+        <w:jc w:val="left"/>
         <w:rPr>
           <w:b w:val="1"/>
           <w:bCs w:val="1"/>
